--- a/Analog-Signal-Components/PAX/PAM-2025/PAM-modules/detector-module/detector-module-v2/Jan26_production/Test reports/module078_report.docx
+++ b/Analog-Signal-Components/PAX/PAM-2025/PAM-modules/detector-module/detector-module-v2/Jan26_production/Test reports/module078_report.docx
@@ -108,18 +108,12 @@
     </w:p>
     <w:p>
       <w:r>
-        <w:t xml:space="preserve">S11 measurement looks like impedance issue (relatively flat, sloping from 0dB to -5dB with no significant features, looks </w:t>
-      </w:r>
-      <w:proofErr w:type="gramStart"/>
-      <w:r>
-        <w:t>similar to</w:t>
-      </w:r>
-      <w:proofErr w:type="gramEnd"/>
-      <w:r>
-        <w:t xml:space="preserve"> S11 measurement of noise with no device under test).</w:t>
+        <w:t xml:space="preserve">First build failed due to impedance issue. </w:t>
+      </w:r>
+      <w:r>
+        <w:t>Success after rework.</w:t>
       </w:r>
     </w:p>
-    <w:p/>
     <w:p>
       <w:pPr>
         <w:tabs>
@@ -216,105 +210,17 @@
         </w:tabs>
       </w:pPr>
       <w:r>
-        <w:t xml:space="preserve">No P-V curve due to failing </w:t>
-      </w:r>
-      <w:proofErr w:type="spellStart"/>
-      <w:r>
-        <w:t>quicktests</w:t>
-      </w:r>
-      <w:proofErr w:type="spellEnd"/>
-      <w:r>
-        <w:t>.</w:t>
-      </w:r>
-    </w:p>
-    <w:p>
-      <w:pPr>
-        <w:tabs>
-          <w:tab w:val="left" w:pos="4860"/>
-        </w:tabs>
-      </w:pPr>
-    </w:p>
-    <w:p>
-      <w:pPr>
+        <w:t>Reworked module P-V curves</w:t>
+      </w:r>
+      <w:r>
         <w:rPr>
-          <w:b/>
-          <w:bCs/>
-          <w:sz w:val="28"/>
-          <w:szCs w:val="28"/>
-        </w:rPr>
-      </w:pPr>
-      <w:r>
-        <w:rPr>
-          <w:b/>
-          <w:bCs/>
-          <w:sz w:val="28"/>
-          <w:szCs w:val="28"/>
-        </w:rPr>
-        <w:br w:type="page"/>
-      </w:r>
-      <w:r>
-        <w:rPr>
-          <w:b/>
-          <w:bCs/>
-          <w:sz w:val="28"/>
-          <w:szCs w:val="28"/>
-        </w:rPr>
-        <w:lastRenderedPageBreak/>
-        <w:t>S-parameter</w:t>
-      </w:r>
-    </w:p>
-    <w:p>
-      <w:pPr>
-        <w:tabs>
-          <w:tab w:val="left" w:pos="4860"/>
-        </w:tabs>
-      </w:pPr>
-      <w:bookmarkStart w:id="0" w:name="_Hlk194052596"/>
-      <w:r>
-        <w:t>S-parameter measurement with the VNA</w:t>
-      </w:r>
-      <w:r>
-        <w:t xml:space="preserve"> (N5230C)</w:t>
-      </w:r>
-      <w:r>
-        <w:t xml:space="preserve"> of </w:t>
-      </w:r>
-      <w:r>
-        <w:t>detector</w:t>
-      </w:r>
-      <w:r>
-        <w:t xml:space="preserve"> module</w:t>
-      </w:r>
-      <w:bookmarkEnd w:id="0"/>
-      <w:r>
-        <w:t>.</w:t>
-      </w:r>
-    </w:p>
-    <w:p>
-      <w:pPr>
-        <w:tabs>
-          <w:tab w:val="left" w:pos="4860"/>
-        </w:tabs>
-        <w:rPr>
-          <w:b/>
-          <w:bCs/>
-          <w:sz w:val="28"/>
-          <w:szCs w:val="28"/>
-        </w:rPr>
-      </w:pPr>
-      <w:r>
-        <w:rPr>
-          <w:b/>
-          <w:bCs/>
           <w:noProof/>
-          <w:sz w:val="28"/>
-          <w:szCs w:val="28"/>
         </w:rPr>
         <w:drawing>
-          <wp:inline distT="0" distB="0" distL="0" distR="0" wp14:anchorId="6235E573" wp14:editId="738EB2DE">
+          <wp:inline distT="0" distB="0" distL="0" distR="0" wp14:anchorId="498BB6CB" wp14:editId="0FE95FB7">
             <wp:extent cx="5972810" cy="4778375"/>
             <wp:effectExtent l="0" t="0" r="0" b="0"/>
-            <wp:docPr id="1496455168" name="Picture 1"/>
+            <wp:docPr id="822957508" name="Picture 1"/>
             <wp:cNvGraphicFramePr>
               <a:graphicFrameLocks xmlns:a="http://schemas.openxmlformats.org/drawingml/2006/main" noChangeAspect="1"/>
             </wp:cNvGraphicFramePr>
@@ -322,7 +228,7 @@
               <a:graphicData uri="http://schemas.openxmlformats.org/drawingml/2006/picture">
                 <pic:pic xmlns:pic="http://schemas.openxmlformats.org/drawingml/2006/picture">
                   <pic:nvPicPr>
-                    <pic:cNvPr id="1496455168" name="Picture 1496455168"/>
+                    <pic:cNvPr id="822957508" name="Picture 822957508"/>
                     <pic:cNvPicPr/>
                   </pic:nvPicPr>
                   <pic:blipFill>
@@ -346,19 +252,41 @@
           </wp:inline>
         </w:drawing>
       </w:r>
-      <w:r>
+    </w:p>
+    <w:p>
+      <w:pPr>
+        <w:tabs>
+          <w:tab w:val="left" w:pos="4860"/>
+        </w:tabs>
+      </w:pPr>
+    </w:p>
+    <w:p>
+      <w:pPr>
         <w:rPr>
           <w:b/>
           <w:bCs/>
           <w:sz w:val="28"/>
           <w:szCs w:val="28"/>
         </w:rPr>
-        <w:br/>
-      </w:r>
-    </w:p>
-    <w:p>
-      <w:r>
+      </w:pPr>
+      <w:r>
+        <w:rPr>
+          <w:b/>
+          <w:bCs/>
+          <w:sz w:val="28"/>
+          <w:szCs w:val="28"/>
+        </w:rPr>
         <w:br w:type="page"/>
+      </w:r>
+      <w:r>
+        <w:rPr>
+          <w:b/>
+          <w:bCs/>
+          <w:sz w:val="28"/>
+          <w:szCs w:val="28"/>
+        </w:rPr>
+        <w:lastRenderedPageBreak/>
+        <w:t>S-parameter</w:t>
       </w:r>
     </w:p>
     <w:p>
@@ -367,6 +295,129 @@
           <w:tab w:val="left" w:pos="4860"/>
         </w:tabs>
       </w:pPr>
+      <w:bookmarkStart w:id="0" w:name="_Hlk194052596"/>
+      <w:r>
+        <w:t>S-parameter measurement with the VNA</w:t>
+      </w:r>
+      <w:r>
+        <w:t xml:space="preserve"> (N5230C)</w:t>
+      </w:r>
+      <w:r>
+        <w:t xml:space="preserve"> of </w:t>
+      </w:r>
+      <w:r>
+        <w:t>detector</w:t>
+      </w:r>
+      <w:r>
+        <w:t xml:space="preserve"> module</w:t>
+      </w:r>
+      <w:bookmarkEnd w:id="0"/>
+      <w:r>
+        <w:t>.</w:t>
+      </w:r>
+    </w:p>
+    <w:p>
+      <w:pPr>
+        <w:tabs>
+          <w:tab w:val="left" w:pos="4860"/>
+        </w:tabs>
+      </w:pPr>
+      <w:r>
+        <w:t>Reworked module S-parameters</w:t>
+      </w:r>
+      <w:r>
+        <w:rPr>
+          <w:noProof/>
+        </w:rPr>
+        <w:drawing>
+          <wp:inline distT="0" distB="0" distL="0" distR="0" wp14:anchorId="3E10BB4D" wp14:editId="65A42978">
+            <wp:extent cx="4560426" cy="3648438"/>
+            <wp:effectExtent l="0" t="0" r="0" b="0"/>
+            <wp:docPr id="1178535664" name="Picture 2"/>
+            <wp:cNvGraphicFramePr>
+              <a:graphicFrameLocks xmlns:a="http://schemas.openxmlformats.org/drawingml/2006/main" noChangeAspect="1"/>
+            </wp:cNvGraphicFramePr>
+            <a:graphic xmlns:a="http://schemas.openxmlformats.org/drawingml/2006/main">
+              <a:graphicData uri="http://schemas.openxmlformats.org/drawingml/2006/picture">
+                <pic:pic xmlns:pic="http://schemas.openxmlformats.org/drawingml/2006/picture">
+                  <pic:nvPicPr>
+                    <pic:cNvPr id="1178535664" name="Picture 1178535664"/>
+                    <pic:cNvPicPr/>
+                  </pic:nvPicPr>
+                  <pic:blipFill>
+                    <a:blip r:embed="rId6"/>
+                    <a:stretch>
+                      <a:fillRect/>
+                    </a:stretch>
+                  </pic:blipFill>
+                  <pic:spPr>
+                    <a:xfrm>
+                      <a:off x="0" y="0"/>
+                      <a:ext cx="4568985" cy="3655285"/>
+                    </a:xfrm>
+                    <a:prstGeom prst="rect">
+                      <a:avLst/>
+                    </a:prstGeom>
+                  </pic:spPr>
+                </pic:pic>
+              </a:graphicData>
+            </a:graphic>
+          </wp:inline>
+        </w:drawing>
+      </w:r>
+    </w:p>
+    <w:p>
+      <w:r>
+        <w:t>First build S-parameters</w:t>
+      </w:r>
+      <w:r>
+        <w:rPr>
+          <w:noProof/>
+        </w:rPr>
+        <w:drawing>
+          <wp:inline distT="0" distB="0" distL="0" distR="0" wp14:anchorId="6235E573" wp14:editId="543101D0">
+            <wp:extent cx="4498975" cy="3599276"/>
+            <wp:effectExtent l="0" t="0" r="0" b="0"/>
+            <wp:docPr id="1496455168" name="Picture 1"/>
+            <wp:cNvGraphicFramePr>
+              <a:graphicFrameLocks xmlns:a="http://schemas.openxmlformats.org/drawingml/2006/main" noChangeAspect="1"/>
+            </wp:cNvGraphicFramePr>
+            <a:graphic xmlns:a="http://schemas.openxmlformats.org/drawingml/2006/main">
+              <a:graphicData uri="http://schemas.openxmlformats.org/drawingml/2006/picture">
+                <pic:pic xmlns:pic="http://schemas.openxmlformats.org/drawingml/2006/picture">
+                  <pic:nvPicPr>
+                    <pic:cNvPr id="1496455168" name="Picture 1496455168"/>
+                    <pic:cNvPicPr/>
+                  </pic:nvPicPr>
+                  <pic:blipFill>
+                    <a:blip r:embed="rId7"/>
+                    <a:stretch>
+                      <a:fillRect/>
+                    </a:stretch>
+                  </pic:blipFill>
+                  <pic:spPr>
+                    <a:xfrm>
+                      <a:off x="0" y="0"/>
+                      <a:ext cx="4524940" cy="3620049"/>
+                    </a:xfrm>
+                    <a:prstGeom prst="rect">
+                      <a:avLst/>
+                    </a:prstGeom>
+                  </pic:spPr>
+                </pic:pic>
+              </a:graphicData>
+            </a:graphic>
+          </wp:inline>
+        </w:drawing>
+      </w:r>
+      <w:r>
+        <w:br/>
+      </w:r>
+    </w:p>
+    <w:p>
+      <w:r>
+        <w:br w:type="page"/>
+      </w:r>
       <w:r>
         <w:rPr>
           <w:noProof/>
@@ -396,7 +447,7 @@
                     <pic:cNvPicPr/>
                   </pic:nvPicPr>
                   <pic:blipFill>
-                    <a:blip r:embed="rId6" cstate="print">
+                    <a:blip r:embed="rId8" cstate="print">
                       <a:extLst>
                         <a:ext uri="{28A0092B-C50C-407E-A947-70E740481C1C}">
                           <a14:useLocalDpi xmlns:a14="http://schemas.microsoft.com/office/drawing/2010/main" val="0"/>
@@ -590,7 +641,7 @@
           <w:noProof/>
         </w:rPr>
         <w:drawing>
-          <wp:anchor distT="0" distB="0" distL="114300" distR="114300" simplePos="0" relativeHeight="251664384" behindDoc="0" locked="0" layoutInCell="1" allowOverlap="1" wp14:anchorId="6F775B1C" wp14:editId="01632DD0">
+          <wp:anchor distT="0" distB="0" distL="114300" distR="114300" simplePos="0" relativeHeight="251664384" behindDoc="0" locked="0" layoutInCell="1" allowOverlap="1" wp14:anchorId="6F775B1C" wp14:editId="4692BD1B">
             <wp:simplePos x="0" y="0"/>
             <wp:positionH relativeFrom="column">
               <wp:posOffset>4008491</wp:posOffset>
@@ -613,7 +664,7 @@
                     <pic:cNvPicPr/>
                   </pic:nvPicPr>
                   <pic:blipFill>
-                    <a:blip r:embed="rId7" cstate="print">
+                    <a:blip r:embed="rId9" cstate="print">
                       <a:extLst>
                         <a:ext uri="{28A0092B-C50C-407E-A947-70E740481C1C}">
                           <a14:useLocalDpi xmlns:a14="http://schemas.microsoft.com/office/drawing/2010/main" val="0"/>
@@ -1077,7 +1128,7 @@
           <w:szCs w:val="28"/>
         </w:rPr>
         <w:drawing>
-          <wp:anchor distT="0" distB="0" distL="114300" distR="114300" simplePos="0" relativeHeight="251666432" behindDoc="1" locked="0" layoutInCell="1" allowOverlap="1" wp14:anchorId="7B5D8638" wp14:editId="5EB28347">
+          <wp:anchor distT="0" distB="0" distL="114300" distR="114300" simplePos="0" relativeHeight="251666432" behindDoc="1" locked="0" layoutInCell="1" allowOverlap="1" wp14:anchorId="7B5D8638" wp14:editId="2774CABF">
             <wp:simplePos x="0" y="0"/>
             <wp:positionH relativeFrom="column">
               <wp:posOffset>4004310</wp:posOffset>
@@ -1100,7 +1151,7 @@
                     <pic:cNvPicPr/>
                   </pic:nvPicPr>
                   <pic:blipFill>
-                    <a:blip r:embed="rId8" cstate="print">
+                    <a:blip r:embed="rId10" cstate="print">
                       <a:extLst>
                         <a:ext uri="{28A0092B-C50C-407E-A947-70E740481C1C}">
                           <a14:useLocalDpi xmlns:a14="http://schemas.microsoft.com/office/drawing/2010/main" val="0"/>
